--- a/docs/notes/Защита ПДП/DOCX/03.ЛЗ_2026.docx
+++ b/docs/notes/Защита ПДП/DOCX/03.ЛЗ_2026.docx
@@ -1,6 +1,6 @@
 
 <file path=word/document.xml><?xml version="1.0" encoding="utf-8"?>
-<w:document xmlns:wpc="http://schemas.microsoft.com/office/word/2010/wordprocessingCanvas" xmlns:cx="http://schemas.microsoft.com/office/drawing/2014/chartex" xmlns:cx1="http://schemas.microsoft.com/office/drawing/2015/9/8/chartex" xmlns:mc="http://schemas.openxmlformats.org/markup-compatibility/2006" xmlns:o="urn:schemas-microsoft-com:office:office" xmlns:r="http://schemas.openxmlformats.org/officeDocument/2006/relationships" xmlns:m="http://schemas.openxmlformats.org/officeDocument/2006/math" xmlns:v="urn:schemas-microsoft-com:vml" xmlns:wp14="http://schemas.microsoft.com/office/word/2010/wordprocessingDrawing" xmlns:wp="http://schemas.openxmlformats.org/drawingml/2006/wordprocessingDrawing" xmlns:w10="urn:schemas-microsoft-com:office:word" xmlns:w="http://schemas.openxmlformats.org/wordprocessingml/2006/main" xmlns:w14="http://schemas.microsoft.com/office/word/2010/wordml" xmlns:w15="http://schemas.microsoft.com/office/word/2012/wordml" xmlns:w16se="http://schemas.microsoft.com/office/word/2015/wordml/symex" xmlns:wpg="http://schemas.microsoft.com/office/word/2010/wordprocessingGroup" xmlns:wpi="http://schemas.microsoft.com/office/word/2010/wordprocessingInk" xmlns:wne="http://schemas.microsoft.com/office/word/2006/wordml" xmlns:wps="http://schemas.microsoft.com/office/word/2010/wordprocessingShape" mc:Ignorable="w14 w15 w16se wp14">
+<w:document xmlns:wpc="http://schemas.microsoft.com/office/word/2010/wordprocessingCanvas" xmlns:cx="http://schemas.microsoft.com/office/drawing/2014/chartex" xmlns:cx1="http://schemas.microsoft.com/office/drawing/2015/9/8/chartex" xmlns:cx2="http://schemas.microsoft.com/office/drawing/2015/10/21/chartex" xmlns:cx3="http://schemas.microsoft.com/office/drawing/2016/5/9/chartex" xmlns:cx4="http://schemas.microsoft.com/office/drawing/2016/5/10/chartex" xmlns:cx5="http://schemas.microsoft.com/office/drawing/2016/5/11/chartex" xmlns:cx6="http://schemas.microsoft.com/office/drawing/2016/5/12/chartex" xmlns:cx7="http://schemas.microsoft.com/office/drawing/2016/5/13/chartex" xmlns:cx8="http://schemas.microsoft.com/office/drawing/2016/5/14/chartex" xmlns:mc="http://schemas.openxmlformats.org/markup-compatibility/2006" xmlns:aink="http://schemas.microsoft.com/office/drawing/2016/ink" xmlns:am3d="http://schemas.microsoft.com/office/drawing/2017/model3d" xmlns:o="urn:schemas-microsoft-com:office:office" xmlns:oel="http://schemas.microsoft.com/office/2019/extlst" xmlns:r="http://schemas.openxmlformats.org/officeDocument/2006/relationships" xmlns:m="http://schemas.openxmlformats.org/officeDocument/2006/math" xmlns:v="urn:schemas-microsoft-com:vml" xmlns:wp14="http://schemas.microsoft.com/office/word/2010/wordprocessingDrawing" xmlns:wp="http://schemas.openxmlformats.org/drawingml/2006/wordprocessingDrawing" xmlns:w10="urn:schemas-microsoft-com:office:word" xmlns:w="http://schemas.openxmlformats.org/wordprocessingml/2006/main" xmlns:w14="http://schemas.microsoft.com/office/word/2010/wordml" xmlns:w15="http://schemas.microsoft.com/office/word/2012/wordml" xmlns:w16cex="http://schemas.microsoft.com/office/word/2018/wordml/cex" xmlns:w16cid="http://schemas.microsoft.com/office/word/2016/wordml/cid" xmlns:w16="http://schemas.microsoft.com/office/word/2018/wordml" xmlns:w16sdtdh="http://schemas.microsoft.com/office/word/2020/wordml/sdtdatahash" xmlns:w16se="http://schemas.microsoft.com/office/word/2015/wordml/symex" xmlns:wpg="http://schemas.microsoft.com/office/word/2010/wordprocessingGroup" xmlns:wpi="http://schemas.microsoft.com/office/word/2010/wordprocessingInk" xmlns:wne="http://schemas.microsoft.com/office/word/2006/wordml" xmlns:wps="http://schemas.microsoft.com/office/word/2010/wordprocessingShape" mc:Ignorable="w14 w15 w16se w16cid w16 w16cex w16sdtdh wp14">
   <w:body>
     <w:p>
       <w:pPr>
@@ -629,7 +629,6 @@
           <w:lang w:eastAsia="ru-RU"/>
         </w:rPr>
       </w:pPr>
-      <w:proofErr w:type="gramStart"/>
       <w:r>
         <w:rPr>
           <w:rFonts w:eastAsia="Times New Roman"/>
@@ -672,7 +671,6 @@
         <w:t>Зиновичу</w:t>
       </w:r>
       <w:proofErr w:type="spellEnd"/>
-      <w:proofErr w:type="gramEnd"/>
       <w:r>
         <w:rPr>
           <w:rFonts w:eastAsia="Times New Roman"/>
@@ -749,16 +747,7 @@
           <w:szCs w:val="28"/>
           <w:lang w:eastAsia="ru-RU"/>
         </w:rPr>
-        <w:t xml:space="preserve">Учебная </w:t>
-      </w:r>
-      <w:proofErr w:type="gramStart"/>
-      <w:r>
-        <w:rPr>
-          <w:rFonts w:eastAsia="Times New Roman"/>
-          <w:szCs w:val="28"/>
-          <w:lang w:eastAsia="ru-RU"/>
-        </w:rPr>
-        <w:t>группа</w:t>
+        <w:t>Учебная группа</w:t>
       </w:r>
       <w:r>
         <w:rPr>
@@ -784,7 +773,6 @@
         </w:rPr>
         <w:t>250502</w:t>
       </w:r>
-      <w:proofErr w:type="gramEnd"/>
     </w:p>
     <w:p>
       <w:pPr>
@@ -1287,7 +1275,7 @@
           <w:szCs w:val="28"/>
           <w:lang w:eastAsia="ru-RU"/>
         </w:rPr>
-        <w:t>контейниризованная</w:t>
+        <w:t>контейнеризированная</w:t>
       </w:r>
       <w:proofErr w:type="spellEnd"/>
       <w:r>
@@ -2363,7 +2351,6 @@
         </w:rPr>
         <w:t xml:space="preserve">. </w:t>
       </w:r>
-      <w:proofErr w:type="spellStart"/>
       <w:r>
         <w:rPr>
           <w:rFonts w:eastAsia="Times New Roman"/>
@@ -2372,7 +2359,6 @@
         </w:rPr>
         <w:t>Горовой</w:t>
       </w:r>
-      <w:proofErr w:type="spellEnd"/>
     </w:p>
     <w:p>
       <w:pPr>
@@ -4234,8 +4220,6 @@
           <w:szCs w:val="28"/>
         </w:rPr>
       </w:pPr>
-      <w:bookmarkStart w:id="0" w:name="_GoBack"/>
-      <w:bookmarkEnd w:id="0"/>
     </w:p>
     <w:sectPr>
       <w:footerReference w:type="default" r:id="rId8"/>
@@ -4250,7 +4234,7 @@
 </file>
 
 <file path=word/endnotes.xml><?xml version="1.0" encoding="utf-8"?>
-<w:endnotes xmlns:wpc="http://schemas.microsoft.com/office/word/2010/wordprocessingCanvas" xmlns:cx="http://schemas.microsoft.com/office/drawing/2014/chartex" xmlns:cx1="http://schemas.microsoft.com/office/drawing/2015/9/8/chartex" xmlns:mc="http://schemas.openxmlformats.org/markup-compatibility/2006" xmlns:o="urn:schemas-microsoft-com:office:office" xmlns:r="http://schemas.openxmlformats.org/officeDocument/2006/relationships" xmlns:m="http://schemas.openxmlformats.org/officeDocument/2006/math" xmlns:v="urn:schemas-microsoft-com:vml" xmlns:wp14="http://schemas.microsoft.com/office/word/2010/wordprocessingDrawing" xmlns:wp="http://schemas.openxmlformats.org/drawingml/2006/wordprocessingDrawing" xmlns:w10="urn:schemas-microsoft-com:office:word" xmlns:w="http://schemas.openxmlformats.org/wordprocessingml/2006/main" xmlns:w14="http://schemas.microsoft.com/office/word/2010/wordml" xmlns:w15="http://schemas.microsoft.com/office/word/2012/wordml" xmlns:w16se="http://schemas.microsoft.com/office/word/2015/wordml/symex" xmlns:wpg="http://schemas.microsoft.com/office/word/2010/wordprocessingGroup" xmlns:wpi="http://schemas.microsoft.com/office/word/2010/wordprocessingInk" xmlns:wne="http://schemas.microsoft.com/office/word/2006/wordml" xmlns:wps="http://schemas.microsoft.com/office/word/2010/wordprocessingShape" mc:Ignorable="w14 w15 w16se wp14">
+<w:endnotes xmlns:wpc="http://schemas.microsoft.com/office/word/2010/wordprocessingCanvas" xmlns:cx="http://schemas.microsoft.com/office/drawing/2014/chartex" xmlns:cx1="http://schemas.microsoft.com/office/drawing/2015/9/8/chartex" xmlns:cx2="http://schemas.microsoft.com/office/drawing/2015/10/21/chartex" xmlns:cx3="http://schemas.microsoft.com/office/drawing/2016/5/9/chartex" xmlns:cx4="http://schemas.microsoft.com/office/drawing/2016/5/10/chartex" xmlns:cx5="http://schemas.microsoft.com/office/drawing/2016/5/11/chartex" xmlns:cx6="http://schemas.microsoft.com/office/drawing/2016/5/12/chartex" xmlns:cx7="http://schemas.microsoft.com/office/drawing/2016/5/13/chartex" xmlns:cx8="http://schemas.microsoft.com/office/drawing/2016/5/14/chartex" xmlns:mc="http://schemas.openxmlformats.org/markup-compatibility/2006" xmlns:aink="http://schemas.microsoft.com/office/drawing/2016/ink" xmlns:am3d="http://schemas.microsoft.com/office/drawing/2017/model3d" xmlns:o="urn:schemas-microsoft-com:office:office" xmlns:oel="http://schemas.microsoft.com/office/2019/extlst" xmlns:r="http://schemas.openxmlformats.org/officeDocument/2006/relationships" xmlns:m="http://schemas.openxmlformats.org/officeDocument/2006/math" xmlns:v="urn:schemas-microsoft-com:vml" xmlns:wp14="http://schemas.microsoft.com/office/word/2010/wordprocessingDrawing" xmlns:wp="http://schemas.openxmlformats.org/drawingml/2006/wordprocessingDrawing" xmlns:w10="urn:schemas-microsoft-com:office:word" xmlns:w="http://schemas.openxmlformats.org/wordprocessingml/2006/main" xmlns:w14="http://schemas.microsoft.com/office/word/2010/wordml" xmlns:w15="http://schemas.microsoft.com/office/word/2012/wordml" xmlns:w16cex="http://schemas.microsoft.com/office/word/2018/wordml/cex" xmlns:w16cid="http://schemas.microsoft.com/office/word/2016/wordml/cid" xmlns:w16="http://schemas.microsoft.com/office/word/2018/wordml" xmlns:w16sdtdh="http://schemas.microsoft.com/office/word/2020/wordml/sdtdatahash" xmlns:w16se="http://schemas.microsoft.com/office/word/2015/wordml/symex" xmlns:wpg="http://schemas.microsoft.com/office/word/2010/wordprocessingGroup" xmlns:wpi="http://schemas.microsoft.com/office/word/2010/wordprocessingInk" xmlns:wne="http://schemas.microsoft.com/office/word/2006/wordml" xmlns:wps="http://schemas.microsoft.com/office/word/2010/wordprocessingShape" mc:Ignorable="w14 w15 w16se w16cid w16 w16cex w16sdtdh wp14">
   <w:endnote w:type="separator" w:id="-1">
     <w:p>
       <w:pPr>
@@ -4281,7 +4265,7 @@
 </file>
 
 <file path=word/footer1.xml><?xml version="1.0" encoding="utf-8"?>
-<w:ftr xmlns:wpc="http://schemas.microsoft.com/office/word/2010/wordprocessingCanvas" xmlns:cx="http://schemas.microsoft.com/office/drawing/2014/chartex" xmlns:cx1="http://schemas.microsoft.com/office/drawing/2015/9/8/chartex" xmlns:mc="http://schemas.openxmlformats.org/markup-compatibility/2006" xmlns:o="urn:schemas-microsoft-com:office:office" xmlns:r="http://schemas.openxmlformats.org/officeDocument/2006/relationships" xmlns:m="http://schemas.openxmlformats.org/officeDocument/2006/math" xmlns:v="urn:schemas-microsoft-com:vml" xmlns:wp14="http://schemas.microsoft.com/office/word/2010/wordprocessingDrawing" xmlns:wp="http://schemas.openxmlformats.org/drawingml/2006/wordprocessingDrawing" xmlns:w10="urn:schemas-microsoft-com:office:word" xmlns:w="http://schemas.openxmlformats.org/wordprocessingml/2006/main" xmlns:w14="http://schemas.microsoft.com/office/word/2010/wordml" xmlns:w15="http://schemas.microsoft.com/office/word/2012/wordml" xmlns:w16se="http://schemas.microsoft.com/office/word/2015/wordml/symex" xmlns:wpg="http://schemas.microsoft.com/office/word/2010/wordprocessingGroup" xmlns:wpi="http://schemas.microsoft.com/office/word/2010/wordprocessingInk" xmlns:wne="http://schemas.microsoft.com/office/word/2006/wordml" xmlns:wps="http://schemas.microsoft.com/office/word/2010/wordprocessingShape" mc:Ignorable="w14 w15 w16se wp14">
+<w:ftr xmlns:wpc="http://schemas.microsoft.com/office/word/2010/wordprocessingCanvas" xmlns:cx="http://schemas.microsoft.com/office/drawing/2014/chartex" xmlns:cx1="http://schemas.microsoft.com/office/drawing/2015/9/8/chartex" xmlns:cx2="http://schemas.microsoft.com/office/drawing/2015/10/21/chartex" xmlns:cx3="http://schemas.microsoft.com/office/drawing/2016/5/9/chartex" xmlns:cx4="http://schemas.microsoft.com/office/drawing/2016/5/10/chartex" xmlns:cx5="http://schemas.microsoft.com/office/drawing/2016/5/11/chartex" xmlns:cx6="http://schemas.microsoft.com/office/drawing/2016/5/12/chartex" xmlns:cx7="http://schemas.microsoft.com/office/drawing/2016/5/13/chartex" xmlns:cx8="http://schemas.microsoft.com/office/drawing/2016/5/14/chartex" xmlns:mc="http://schemas.openxmlformats.org/markup-compatibility/2006" xmlns:aink="http://schemas.microsoft.com/office/drawing/2016/ink" xmlns:am3d="http://schemas.microsoft.com/office/drawing/2017/model3d" xmlns:o="urn:schemas-microsoft-com:office:office" xmlns:oel="http://schemas.microsoft.com/office/2019/extlst" xmlns:r="http://schemas.openxmlformats.org/officeDocument/2006/relationships" xmlns:m="http://schemas.openxmlformats.org/officeDocument/2006/math" xmlns:v="urn:schemas-microsoft-com:vml" xmlns:wp14="http://schemas.microsoft.com/office/word/2010/wordprocessingDrawing" xmlns:wp="http://schemas.openxmlformats.org/drawingml/2006/wordprocessingDrawing" xmlns:w10="urn:schemas-microsoft-com:office:word" xmlns:w="http://schemas.openxmlformats.org/wordprocessingml/2006/main" xmlns:w14="http://schemas.microsoft.com/office/word/2010/wordml" xmlns:w15="http://schemas.microsoft.com/office/word/2012/wordml" xmlns:w16cex="http://schemas.microsoft.com/office/word/2018/wordml/cex" xmlns:w16cid="http://schemas.microsoft.com/office/word/2016/wordml/cid" xmlns:w16="http://schemas.microsoft.com/office/word/2018/wordml" xmlns:w16sdtdh="http://schemas.microsoft.com/office/word/2020/wordml/sdtdatahash" xmlns:w16se="http://schemas.microsoft.com/office/word/2015/wordml/symex" xmlns:wpg="http://schemas.microsoft.com/office/word/2010/wordprocessingGroup" xmlns:wpi="http://schemas.microsoft.com/office/word/2010/wordprocessingInk" xmlns:wne="http://schemas.microsoft.com/office/word/2006/wordml" xmlns:wps="http://schemas.microsoft.com/office/word/2010/wordprocessingShape" mc:Ignorable="w14 w15 w16se w16cid w16 w16cex w16sdtdh wp14">
   <w:p>
     <w:pPr>
       <w:pStyle w:val="a6"/>
@@ -4304,7 +4288,7 @@
 </file>
 
 <file path=word/footnotes.xml><?xml version="1.0" encoding="utf-8"?>
-<w:footnotes xmlns:wpc="http://schemas.microsoft.com/office/word/2010/wordprocessingCanvas" xmlns:cx="http://schemas.microsoft.com/office/drawing/2014/chartex" xmlns:cx1="http://schemas.microsoft.com/office/drawing/2015/9/8/chartex" xmlns:mc="http://schemas.openxmlformats.org/markup-compatibility/2006" xmlns:o="urn:schemas-microsoft-com:office:office" xmlns:r="http://schemas.openxmlformats.org/officeDocument/2006/relationships" xmlns:m="http://schemas.openxmlformats.org/officeDocument/2006/math" xmlns:v="urn:schemas-microsoft-com:vml" xmlns:wp14="http://schemas.microsoft.com/office/word/2010/wordprocessingDrawing" xmlns:wp="http://schemas.openxmlformats.org/drawingml/2006/wordprocessingDrawing" xmlns:w10="urn:schemas-microsoft-com:office:word" xmlns:w="http://schemas.openxmlformats.org/wordprocessingml/2006/main" xmlns:w14="http://schemas.microsoft.com/office/word/2010/wordml" xmlns:w15="http://schemas.microsoft.com/office/word/2012/wordml" xmlns:w16se="http://schemas.microsoft.com/office/word/2015/wordml/symex" xmlns:wpg="http://schemas.microsoft.com/office/word/2010/wordprocessingGroup" xmlns:wpi="http://schemas.microsoft.com/office/word/2010/wordprocessingInk" xmlns:wne="http://schemas.microsoft.com/office/word/2006/wordml" xmlns:wps="http://schemas.microsoft.com/office/word/2010/wordprocessingShape" mc:Ignorable="w14 w15 w16se wp14">
+<w:footnotes xmlns:wpc="http://schemas.microsoft.com/office/word/2010/wordprocessingCanvas" xmlns:cx="http://schemas.microsoft.com/office/drawing/2014/chartex" xmlns:cx1="http://schemas.microsoft.com/office/drawing/2015/9/8/chartex" xmlns:cx2="http://schemas.microsoft.com/office/drawing/2015/10/21/chartex" xmlns:cx3="http://schemas.microsoft.com/office/drawing/2016/5/9/chartex" xmlns:cx4="http://schemas.microsoft.com/office/drawing/2016/5/10/chartex" xmlns:cx5="http://schemas.microsoft.com/office/drawing/2016/5/11/chartex" xmlns:cx6="http://schemas.microsoft.com/office/drawing/2016/5/12/chartex" xmlns:cx7="http://schemas.microsoft.com/office/drawing/2016/5/13/chartex" xmlns:cx8="http://schemas.microsoft.com/office/drawing/2016/5/14/chartex" xmlns:mc="http://schemas.openxmlformats.org/markup-compatibility/2006" xmlns:aink="http://schemas.microsoft.com/office/drawing/2016/ink" xmlns:am3d="http://schemas.microsoft.com/office/drawing/2017/model3d" xmlns:o="urn:schemas-microsoft-com:office:office" xmlns:oel="http://schemas.microsoft.com/office/2019/extlst" xmlns:r="http://schemas.openxmlformats.org/officeDocument/2006/relationships" xmlns:m="http://schemas.openxmlformats.org/officeDocument/2006/math" xmlns:v="urn:schemas-microsoft-com:vml" xmlns:wp14="http://schemas.microsoft.com/office/word/2010/wordprocessingDrawing" xmlns:wp="http://schemas.openxmlformats.org/drawingml/2006/wordprocessingDrawing" xmlns:w10="urn:schemas-microsoft-com:office:word" xmlns:w="http://schemas.openxmlformats.org/wordprocessingml/2006/main" xmlns:w14="http://schemas.microsoft.com/office/word/2010/wordml" xmlns:w15="http://schemas.microsoft.com/office/word/2012/wordml" xmlns:w16cex="http://schemas.microsoft.com/office/word/2018/wordml/cex" xmlns:w16cid="http://schemas.microsoft.com/office/word/2016/wordml/cid" xmlns:w16="http://schemas.microsoft.com/office/word/2018/wordml" xmlns:w16sdtdh="http://schemas.microsoft.com/office/word/2020/wordml/sdtdatahash" xmlns:w16se="http://schemas.microsoft.com/office/word/2015/wordml/symex" xmlns:wpg="http://schemas.microsoft.com/office/word/2010/wordprocessingGroup" xmlns:wpi="http://schemas.microsoft.com/office/word/2010/wordprocessingInk" xmlns:wne="http://schemas.microsoft.com/office/word/2006/wordml" xmlns:wps="http://schemas.microsoft.com/office/word/2010/wordprocessingShape" mc:Ignorable="w14 w15 w16se w16cid w16 w16cex w16sdtdh wp14">
   <w:footnote w:type="separator" w:id="-1">
     <w:p>
       <w:pPr>
@@ -4335,7 +4319,7 @@
 </file>
 
 <file path=word/numbering.xml><?xml version="1.0" encoding="utf-8"?>
-<w:numbering xmlns:wpc="http://schemas.microsoft.com/office/word/2010/wordprocessingCanvas" xmlns:cx="http://schemas.microsoft.com/office/drawing/2014/chartex" xmlns:cx1="http://schemas.microsoft.com/office/drawing/2015/9/8/chartex" xmlns:mc="http://schemas.openxmlformats.org/markup-compatibility/2006" xmlns:o="urn:schemas-microsoft-com:office:office" xmlns:r="http://schemas.openxmlformats.org/officeDocument/2006/relationships" xmlns:m="http://schemas.openxmlformats.org/officeDocument/2006/math" xmlns:v="urn:schemas-microsoft-com:vml" xmlns:wp14="http://schemas.microsoft.com/office/word/2010/wordprocessingDrawing" xmlns:wp="http://schemas.openxmlformats.org/drawingml/2006/wordprocessingDrawing" xmlns:w10="urn:schemas-microsoft-com:office:word" xmlns:w="http://schemas.openxmlformats.org/wordprocessingml/2006/main" xmlns:w14="http://schemas.microsoft.com/office/word/2010/wordml" xmlns:w15="http://schemas.microsoft.com/office/word/2012/wordml" xmlns:w16se="http://schemas.microsoft.com/office/word/2015/wordml/symex" xmlns:wpg="http://schemas.microsoft.com/office/word/2010/wordprocessingGroup" xmlns:wpi="http://schemas.microsoft.com/office/word/2010/wordprocessingInk" xmlns:wne="http://schemas.microsoft.com/office/word/2006/wordml" xmlns:wps="http://schemas.microsoft.com/office/word/2010/wordprocessingShape" mc:Ignorable="w14 w15 w16se wp14">
+<w:numbering xmlns:wpc="http://schemas.microsoft.com/office/word/2010/wordprocessingCanvas" xmlns:cx="http://schemas.microsoft.com/office/drawing/2014/chartex" xmlns:cx1="http://schemas.microsoft.com/office/drawing/2015/9/8/chartex" xmlns:cx2="http://schemas.microsoft.com/office/drawing/2015/10/21/chartex" xmlns:cx3="http://schemas.microsoft.com/office/drawing/2016/5/9/chartex" xmlns:cx4="http://schemas.microsoft.com/office/drawing/2016/5/10/chartex" xmlns:cx5="http://schemas.microsoft.com/office/drawing/2016/5/11/chartex" xmlns:cx6="http://schemas.microsoft.com/office/drawing/2016/5/12/chartex" xmlns:cx7="http://schemas.microsoft.com/office/drawing/2016/5/13/chartex" xmlns:cx8="http://schemas.microsoft.com/office/drawing/2016/5/14/chartex" xmlns:mc="http://schemas.openxmlformats.org/markup-compatibility/2006" xmlns:aink="http://schemas.microsoft.com/office/drawing/2016/ink" xmlns:am3d="http://schemas.microsoft.com/office/drawing/2017/model3d" xmlns:o="urn:schemas-microsoft-com:office:office" xmlns:oel="http://schemas.microsoft.com/office/2019/extlst" xmlns:r="http://schemas.openxmlformats.org/officeDocument/2006/relationships" xmlns:m="http://schemas.openxmlformats.org/officeDocument/2006/math" xmlns:v="urn:schemas-microsoft-com:vml" xmlns:wp14="http://schemas.microsoft.com/office/word/2010/wordprocessingDrawing" xmlns:wp="http://schemas.openxmlformats.org/drawingml/2006/wordprocessingDrawing" xmlns:w10="urn:schemas-microsoft-com:office:word" xmlns:w="http://schemas.openxmlformats.org/wordprocessingml/2006/main" xmlns:w14="http://schemas.microsoft.com/office/word/2010/wordml" xmlns:w15="http://schemas.microsoft.com/office/word/2012/wordml" xmlns:w16cex="http://schemas.microsoft.com/office/word/2018/wordml/cex" xmlns:w16cid="http://schemas.microsoft.com/office/word/2016/wordml/cid" xmlns:w16="http://schemas.microsoft.com/office/word/2018/wordml" xmlns:w16sdtdh="http://schemas.microsoft.com/office/word/2020/wordml/sdtdatahash" xmlns:w16se="http://schemas.microsoft.com/office/word/2015/wordml/symex" xmlns:wpg="http://schemas.microsoft.com/office/word/2010/wordprocessingGroup" xmlns:wpi="http://schemas.microsoft.com/office/word/2010/wordprocessingInk" xmlns:wne="http://schemas.microsoft.com/office/word/2006/wordml" xmlns:wps="http://schemas.microsoft.com/office/word/2010/wordprocessingShape" mc:Ignorable="w14 w15 w16se w16cid w16 w16cex w16sdtdh wp14">
   <w:abstractNum w:abstractNumId="0" w15:restartNumberingAfterBreak="0">
     <w:nsid w:val="FFFFFFFB"/>
     <w:multiLevelType w:val="multilevel"/>
@@ -9259,151 +9243,151 @@
       </w:pPr>
     </w:lvl>
   </w:abstractNum>
-  <w:num w:numId="1">
+  <w:num w:numId="1" w16cid:durableId="984964859">
     <w:abstractNumId w:val="20"/>
   </w:num>
-  <w:num w:numId="2">
+  <w:num w:numId="2" w16cid:durableId="1083989182">
     <w:abstractNumId w:val="31"/>
   </w:num>
-  <w:num w:numId="3">
+  <w:num w:numId="3" w16cid:durableId="80416243">
     <w:abstractNumId w:val="2"/>
   </w:num>
-  <w:num w:numId="4">
+  <w:num w:numId="4" w16cid:durableId="1365447853">
     <w:abstractNumId w:val="19"/>
   </w:num>
-  <w:num w:numId="5">
+  <w:num w:numId="5" w16cid:durableId="1709840319">
     <w:abstractNumId w:val="1"/>
   </w:num>
-  <w:num w:numId="6">
+  <w:num w:numId="6" w16cid:durableId="1331833347">
     <w:abstractNumId w:val="16"/>
   </w:num>
-  <w:num w:numId="7">
+  <w:num w:numId="7" w16cid:durableId="795678660">
     <w:abstractNumId w:val="5"/>
   </w:num>
-  <w:num w:numId="8">
+  <w:num w:numId="8" w16cid:durableId="152720928">
     <w:abstractNumId w:val="10"/>
   </w:num>
-  <w:num w:numId="9">
+  <w:num w:numId="9" w16cid:durableId="300423826">
     <w:abstractNumId w:val="32"/>
   </w:num>
-  <w:num w:numId="10">
+  <w:num w:numId="10" w16cid:durableId="1217358369">
     <w:abstractNumId w:val="28"/>
   </w:num>
-  <w:num w:numId="11">
+  <w:num w:numId="11" w16cid:durableId="1663200216">
     <w:abstractNumId w:val="46"/>
   </w:num>
-  <w:num w:numId="12">
+  <w:num w:numId="12" w16cid:durableId="709186319">
     <w:abstractNumId w:val="43"/>
   </w:num>
-  <w:num w:numId="13">
+  <w:num w:numId="13" w16cid:durableId="432168132">
     <w:abstractNumId w:val="8"/>
   </w:num>
-  <w:num w:numId="14">
+  <w:num w:numId="14" w16cid:durableId="332613906">
     <w:abstractNumId w:val="9"/>
   </w:num>
-  <w:num w:numId="15">
+  <w:num w:numId="15" w16cid:durableId="238100817">
     <w:abstractNumId w:val="4"/>
   </w:num>
-  <w:num w:numId="16">
+  <w:num w:numId="16" w16cid:durableId="1994989985">
     <w:abstractNumId w:val="36"/>
   </w:num>
-  <w:num w:numId="17">
+  <w:num w:numId="17" w16cid:durableId="1020736338">
     <w:abstractNumId w:val="27"/>
   </w:num>
-  <w:num w:numId="18">
+  <w:num w:numId="18" w16cid:durableId="1109471541">
     <w:abstractNumId w:val="11"/>
   </w:num>
-  <w:num w:numId="19">
+  <w:num w:numId="19" w16cid:durableId="1205674137">
     <w:abstractNumId w:val="6"/>
   </w:num>
-  <w:num w:numId="20">
+  <w:num w:numId="20" w16cid:durableId="964850746">
     <w:abstractNumId w:val="15"/>
   </w:num>
-  <w:num w:numId="21">
+  <w:num w:numId="21" w16cid:durableId="1591356712">
     <w:abstractNumId w:val="7"/>
   </w:num>
-  <w:num w:numId="22">
+  <w:num w:numId="22" w16cid:durableId="1195119783">
     <w:abstractNumId w:val="34"/>
   </w:num>
-  <w:num w:numId="23">
+  <w:num w:numId="23" w16cid:durableId="1116757553">
     <w:abstractNumId w:val="3"/>
   </w:num>
-  <w:num w:numId="24">
+  <w:num w:numId="24" w16cid:durableId="1724985418">
     <w:abstractNumId w:val="0"/>
   </w:num>
-  <w:num w:numId="25">
+  <w:num w:numId="25" w16cid:durableId="1039859926">
     <w:abstractNumId w:val="0"/>
     <w:lvlOverride w:ilvl="0">
       <w:startOverride w:val="8"/>
     </w:lvlOverride>
   </w:num>
-  <w:num w:numId="26">
+  <w:num w:numId="26" w16cid:durableId="1501971266">
     <w:abstractNumId w:val="26"/>
   </w:num>
-  <w:num w:numId="27">
+  <w:num w:numId="27" w16cid:durableId="1352031327">
     <w:abstractNumId w:val="39"/>
   </w:num>
-  <w:num w:numId="28">
+  <w:num w:numId="28" w16cid:durableId="229466574">
     <w:abstractNumId w:val="40"/>
   </w:num>
-  <w:num w:numId="29">
+  <w:num w:numId="29" w16cid:durableId="628129591">
     <w:abstractNumId w:val="35"/>
   </w:num>
-  <w:num w:numId="30">
+  <w:num w:numId="30" w16cid:durableId="893584178">
     <w:abstractNumId w:val="44"/>
   </w:num>
-  <w:num w:numId="31">
+  <w:num w:numId="31" w16cid:durableId="1886403283">
     <w:abstractNumId w:val="18"/>
   </w:num>
-  <w:num w:numId="32">
+  <w:num w:numId="32" w16cid:durableId="1354571774">
     <w:abstractNumId w:val="30"/>
   </w:num>
-  <w:num w:numId="33">
+  <w:num w:numId="33" w16cid:durableId="524711029">
     <w:abstractNumId w:val="21"/>
   </w:num>
-  <w:num w:numId="34">
+  <w:num w:numId="34" w16cid:durableId="2010058183">
     <w:abstractNumId w:val="17"/>
   </w:num>
-  <w:num w:numId="35">
+  <w:num w:numId="35" w16cid:durableId="637032274">
     <w:abstractNumId w:val="41"/>
   </w:num>
-  <w:num w:numId="36">
+  <w:num w:numId="36" w16cid:durableId="1055810976">
     <w:abstractNumId w:val="29"/>
   </w:num>
-  <w:num w:numId="37">
+  <w:num w:numId="37" w16cid:durableId="344483417">
     <w:abstractNumId w:val="33"/>
   </w:num>
-  <w:num w:numId="38">
+  <w:num w:numId="38" w16cid:durableId="941303770">
     <w:abstractNumId w:val="12"/>
   </w:num>
-  <w:num w:numId="39">
+  <w:num w:numId="39" w16cid:durableId="1321076505">
     <w:abstractNumId w:val="14"/>
   </w:num>
-  <w:num w:numId="40">
+  <w:num w:numId="40" w16cid:durableId="1561673118">
     <w:abstractNumId w:val="42"/>
   </w:num>
-  <w:num w:numId="41">
+  <w:num w:numId="41" w16cid:durableId="1470246762">
     <w:abstractNumId w:val="37"/>
   </w:num>
-  <w:num w:numId="42">
+  <w:num w:numId="42" w16cid:durableId="1003122752">
     <w:abstractNumId w:val="23"/>
   </w:num>
-  <w:num w:numId="43">
+  <w:num w:numId="43" w16cid:durableId="2132438017">
     <w:abstractNumId w:val="24"/>
   </w:num>
-  <w:num w:numId="44">
+  <w:num w:numId="44" w16cid:durableId="1915158563">
     <w:abstractNumId w:val="22"/>
   </w:num>
-  <w:num w:numId="45">
+  <w:num w:numId="45" w16cid:durableId="569581869">
     <w:abstractNumId w:val="38"/>
   </w:num>
-  <w:num w:numId="46">
+  <w:num w:numId="46" w16cid:durableId="543519908">
     <w:abstractNumId w:val="45"/>
   </w:num>
-  <w:num w:numId="47">
+  <w:num w:numId="47" w16cid:durableId="465128427">
     <w:abstractNumId w:val="13"/>
   </w:num>
-  <w:num w:numId="48">
+  <w:num w:numId="48" w16cid:durableId="2129736876">
     <w:abstractNumId w:val="25"/>
   </w:num>
   <w:numIdMacAtCleanup w:val="11"/>
@@ -9411,7 +9395,7 @@
 </file>
 
 <file path=word/styles.xml><?xml version="1.0" encoding="utf-8"?>
-<w:styles xmlns:mc="http://schemas.openxmlformats.org/markup-compatibility/2006" xmlns:r="http://schemas.openxmlformats.org/officeDocument/2006/relationships" xmlns:w="http://schemas.openxmlformats.org/wordprocessingml/2006/main" xmlns:w14="http://schemas.microsoft.com/office/word/2010/wordml" xmlns:w15="http://schemas.microsoft.com/office/word/2012/wordml" xmlns:w16se="http://schemas.microsoft.com/office/word/2015/wordml/symex" mc:Ignorable="w14 w15 w16se">
+<w:styles xmlns:mc="http://schemas.openxmlformats.org/markup-compatibility/2006" xmlns:r="http://schemas.openxmlformats.org/officeDocument/2006/relationships" xmlns:w="http://schemas.openxmlformats.org/wordprocessingml/2006/main" xmlns:w14="http://schemas.microsoft.com/office/word/2010/wordml" xmlns:w15="http://schemas.microsoft.com/office/word/2012/wordml" xmlns:w16cex="http://schemas.microsoft.com/office/word/2018/wordml/cex" xmlns:w16cid="http://schemas.microsoft.com/office/word/2016/wordml/cid" xmlns:w16="http://schemas.microsoft.com/office/word/2018/wordml" xmlns:w16sdtdh="http://schemas.microsoft.com/office/word/2020/wordml/sdtdatahash" xmlns:w16se="http://schemas.microsoft.com/office/word/2015/wordml/symex" mc:Ignorable="w14 w15 w16se w16cid w16 w16cex w16sdtdh">
   <w:docDefaults>
     <w:rPrDefault>
       <w:rPr>
@@ -9421,7 +9405,7 @@
     </w:rPrDefault>
     <w:pPrDefault/>
   </w:docDefaults>
-  <w:latentStyles w:defLockedState="0" w:defUIPriority="99" w:defSemiHidden="0" w:defUnhideWhenUsed="0" w:defQFormat="0" w:count="371">
+  <w:latentStyles w:defLockedState="0" w:defUIPriority="99" w:defSemiHidden="0" w:defUnhideWhenUsed="0" w:defQFormat="0" w:count="376">
     <w:lsdException w:name="Normal" w:uiPriority="0" w:qFormat="1"/>
     <w:lsdException w:name="heading 1" w:uiPriority="9" w:qFormat="1"/>
     <w:lsdException w:name="heading 2" w:semiHidden="1" w:uiPriority="0" w:unhideWhenUsed="1" w:qFormat="1"/>
@@ -9793,6 +9777,11 @@
     <w:lsdException w:name="List Table 5 Dark Accent 6" w:uiPriority="50"/>
     <w:lsdException w:name="List Table 6 Colorful Accent 6" w:uiPriority="51"/>
     <w:lsdException w:name="List Table 7 Colorful Accent 6" w:uiPriority="52"/>
+    <w:lsdException w:name="Mention" w:semiHidden="1" w:unhideWhenUsed="1"/>
+    <w:lsdException w:name="Smart Hyperlink" w:semiHidden="1" w:unhideWhenUsed="1"/>
+    <w:lsdException w:name="Hashtag" w:semiHidden="1" w:unhideWhenUsed="1"/>
+    <w:lsdException w:name="Unresolved Mention" w:semiHidden="1" w:unhideWhenUsed="1"/>
+    <w:lsdException w:name="Smart Link" w:semiHidden="1" w:unhideWhenUsed="1"/>
   </w:latentStyles>
   <w:style w:type="paragraph" w:default="1" w:styleId="a">
     <w:name w:val="Normal"/>
@@ -10026,7 +10015,6 @@
   <w:style w:type="character" w:default="1" w:styleId="a1">
     <w:name w:val="Default Paragraph Font"/>
     <w:uiPriority w:val="1"/>
-    <w:semiHidden/>
     <w:unhideWhenUsed/>
   </w:style>
   <w:style w:type="table" w:default="1" w:styleId="a2">
